--- a/01_intro/try_add_new_file.docx
+++ b/01_intro/try_add_new_file.docx
@@ -40,7 +40,7 @@
           <w:szCs w:val="40"/>
           <w:lang w:val="en-US" w:eastAsia="zh-CN"/>
         </w:rPr>
-        <w:t>Try Change Name</w:t>
+        <w:t>Try Change Name_2</w:t>
       </w:r>
       <w:bookmarkStart w:id="0" w:name="_GoBack"/>
       <w:bookmarkEnd w:id="0"/>
